--- a/deliverables/course_library_v3/02_模型与提示实操课/04_信息整理与总结提示.docx
+++ b/deliverables/course_library_v3/02_模型与提示实操课/04_信息整理与总结提示.docx
@@ -53,7 +53,7 @@
           <w:color w:val="222C3D"/>
           <w:sz w:val="22"/>
         </w:rPr>
-        <w:t>这是一份直接给客户阅读也不会突兀的课程讲义。你可以把它当作公开资料、低客单内容、系统课讲义底稿，或者训练营前置阅读材料。</w:t>
+        <w:t>我把这一节写成了能直接拿去看、拿去改、拿去用的版本。你不用先把全部学完，先抓住一个真实任务照着跑就行。</w:t>
       </w:r>
     </w:p>
     <w:p>
@@ -61,14 +61,14 @@
         <w:pStyle w:val="CardTitle"/>
       </w:pPr>
       <w:r>
-        <w:t>课程主视觉</w:t>
+        <w:t>本篇主题图</w:t>
       </w:r>
     </w:p>
     <w:p>
       <w:r>
         <w:drawing>
           <wp:inline xmlns:a="http://schemas.openxmlformats.org/drawingml/2006/main" xmlns:pic="http://schemas.openxmlformats.org/drawingml/2006/picture">
-            <wp:extent cx="5669280" cy="5669280"/>
+            <wp:extent cx="5669280" cy="3188970"/>
             <wp:docPr id="1" name="Picture 1"/>
             <wp:cNvGraphicFramePr>
               <a:graphicFrameLocks noChangeAspect="1"/>
@@ -77,7 +77,7 @@
               <a:graphicData uri="http://schemas.openxmlformats.org/drawingml/2006/picture">
                 <pic:pic>
                   <pic:nvPicPr>
-                    <pic:cNvPr id="0" name="prompting-cover-20260619-172336-1.png"/>
+                    <pic:cNvPr id="0" name="02_模型与提示实操课_04_信息整理与总结提示.png"/>
                     <pic:cNvPicPr/>
                   </pic:nvPicPr>
                   <pic:blipFill>
@@ -89,7 +89,7 @@
                   <pic:spPr>
                     <a:xfrm>
                       <a:off x="0" y="0"/>
-                      <a:ext cx="5669280" cy="5669280"/>
+                      <a:ext cx="5669280" cy="3188970"/>
                     </a:xfrm>
                     <a:prstGeom prst="rect"/>
                   </pic:spPr>
@@ -404,6 +404,96 @@
         <w:pStyle w:val="Heading1"/>
       </w:pPr>
       <w:r>
+        <w:t>实际案例：我会这样直接用</w:t>
+      </w:r>
+    </w:p>
+    <w:p>
+      <w:r>
+        <w:rPr>
+          <w:rFonts w:ascii="Calibri" w:hAnsi="Calibri" w:eastAsia="Calibri"/>
+          <w:b w:val="0"/>
+          <w:color w:val="222C3D"/>
+          <w:sz w:val="22"/>
+        </w:rPr>
+        <w:t>我实际使用这一节时，会先抓一个最近就要发生的小任务。只要这件事已经在我手上，我就能立刻判断这一节内容到底帮不帮得上忙。</w:t>
+      </w:r>
+    </w:p>
+    <w:p>
+      <w:r>
+        <w:rPr>
+          <w:rFonts w:ascii="Calibri" w:hAnsi="Calibri" w:eastAsia="Calibri"/>
+          <w:b w:val="0"/>
+          <w:color w:val="222C3D"/>
+          <w:sz w:val="22"/>
+        </w:rPr>
+        <w:t>我不会先追求一次把所有环节都自动化，而是先让最耗时、最重复、最标准化的一步先顺起来。</w:t>
+      </w:r>
+    </w:p>
+    <w:p>
+      <w:pPr>
+        <w:pStyle w:val="Heading1"/>
+      </w:pPr>
+      <w:r>
+        <w:t>我会怎么把这节课落到真实动作里</w:t>
+      </w:r>
+    </w:p>
+    <w:p>
+      <w:r>
+        <w:rPr>
+          <w:rFonts w:ascii="Calibri" w:hAnsi="Calibri" w:eastAsia="Calibri"/>
+          <w:b w:val="0"/>
+          <w:color w:val="222C3D"/>
+          <w:sz w:val="22"/>
+        </w:rPr>
+        <w:t>我会先挑一个最近 3 天一定要做的任务来练，不会挑一个以后也许会做的大项目。因为真正能让我学会的，从来不是理解得多，而是拿一个手头任务反复改顺。</w:t>
+      </w:r>
+    </w:p>
+    <w:p>
+      <w:r>
+        <w:rPr>
+          <w:rFonts w:ascii="Calibri" w:hAnsi="Calibri" w:eastAsia="Calibri"/>
+          <w:b w:val="0"/>
+          <w:color w:val="222C3D"/>
+          <w:sz w:val="22"/>
+        </w:rPr>
+        <w:t>如果这节课里有方法、有模板、有案例，我会优先保留方法和判断标准，再决定哪些句子、哪些格式适合直接套进我的业务。</w:t>
+      </w:r>
+    </w:p>
+    <w:p>
+      <w:pPr>
+        <w:pStyle w:val="Heading1"/>
+      </w:pPr>
+      <w:r>
+        <w:t>拿到以后我会怎么改</w:t>
+      </w:r>
+    </w:p>
+    <w:p>
+      <w:r>
+        <w:rPr>
+          <w:rFonts w:ascii="Calibri" w:hAnsi="Calibri" w:eastAsia="Calibri"/>
+          <w:b w:val="0"/>
+          <w:color w:val="222C3D"/>
+          <w:sz w:val="22"/>
+        </w:rPr>
+        <w:t>我不会直接整段照搬。最先改的一定是对象、场景和最后结果。对象不对，整个内容都会跑偏；场景不对，案例就会变空；结果不对，CTA 也会失效。</w:t>
+      </w:r>
+    </w:p>
+    <w:p>
+      <w:r>
+        <w:rPr>
+          <w:rFonts w:ascii="Calibri" w:hAnsi="Calibri" w:eastAsia="Calibri"/>
+          <w:b w:val="0"/>
+          <w:color w:val="222C3D"/>
+          <w:sz w:val="22"/>
+        </w:rPr>
+        <w:t>如果这是方法课，我会先保留结构，不急着保留原句。结构是骨架，原句只是示范。只要骨架还在，我就能换成更适合自己的表达。</w:t>
+      </w:r>
+    </w:p>
+    <w:p>
+      <w:pPr>
+        <w:pStyle w:val="Heading1"/>
+      </w:pPr>
+      <w:r>
         <w:t>客户常见提问</w:t>
       </w:r>
     </w:p>
@@ -543,6 +633,131 @@
         <w:pStyle w:val="Heading1"/>
       </w:pPr>
       <w:r>
+        <w:t>如果我做的时候卡住了</w:t>
+      </w:r>
+    </w:p>
+    <w:p>
+      <w:pPr>
+        <w:pStyle w:val="ListBullet"/>
+      </w:pPr>
+      <w:r>
+        <w:rPr>
+          <w:rFonts w:ascii="Calibri" w:hAnsi="Calibri" w:eastAsia="Calibri"/>
+          <w:b w:val="0"/>
+          <w:color w:val="222C3D"/>
+          <w:sz w:val="22"/>
+        </w:rPr>
+        <w:t>先不要继续搜新工具，先看是不是目标写得太大。</w:t>
+      </w:r>
+    </w:p>
+    <w:p>
+      <w:pPr>
+        <w:pStyle w:val="ListBullet"/>
+      </w:pPr>
+      <w:r>
+        <w:rPr>
+          <w:rFonts w:ascii="Calibri" w:hAnsi="Calibri" w:eastAsia="Calibri"/>
+          <w:b w:val="0"/>
+          <w:color w:val="222C3D"/>
+          <w:sz w:val="22"/>
+        </w:rPr>
+        <w:t>先不要怀疑自己不会用 AI，先看是不是没有把任务拆成步骤。</w:t>
+      </w:r>
+    </w:p>
+    <w:p>
+      <w:pPr>
+        <w:pStyle w:val="ListBullet"/>
+      </w:pPr>
+      <w:r>
+        <w:rPr>
+          <w:rFonts w:ascii="Calibri" w:hAnsi="Calibri" w:eastAsia="Calibri"/>
+          <w:b w:val="0"/>
+          <w:color w:val="222C3D"/>
+          <w:sz w:val="22"/>
+        </w:rPr>
+        <w:t>先不要一口气全改，先只改最卡的一步。</w:t>
+      </w:r>
+    </w:p>
+    <w:p>
+      <w:pPr>
+        <w:pStyle w:val="ListBullet"/>
+      </w:pPr>
+      <w:r>
+        <w:rPr>
+          <w:rFonts w:ascii="Calibri" w:hAnsi="Calibri" w:eastAsia="Calibri"/>
+          <w:b w:val="0"/>
+          <w:color w:val="222C3D"/>
+          <w:sz w:val="22"/>
+        </w:rPr>
+        <w:t>先把一个版本跑完，再去判断下一轮改哪里。</w:t>
+      </w:r>
+    </w:p>
+    <w:p>
+      <w:r>
+        <w:rPr>
+          <w:rFonts w:ascii="Calibri" w:hAnsi="Calibri" w:eastAsia="Calibri"/>
+          <w:b w:val="0"/>
+          <w:color w:val="222C3D"/>
+          <w:sz w:val="22"/>
+        </w:rPr>
+        <w:t>很多问题不是出在能力不够，而是出在一开始就把任务做得太复杂。只要我愿意先把问题缩小，很多卡点都会马上松开。</w:t>
+      </w:r>
+    </w:p>
+    <w:p>
+      <w:pPr>
+        <w:pStyle w:val="Heading1"/>
+      </w:pPr>
+      <w:r>
+        <w:t>出问题时我会怎么查</w:t>
+      </w:r>
+    </w:p>
+    <w:p>
+      <w:pPr>
+        <w:pStyle w:val="ListBullet"/>
+      </w:pPr>
+      <w:r>
+        <w:rPr>
+          <w:rFonts w:ascii="Calibri" w:hAnsi="Calibri" w:eastAsia="Calibri"/>
+          <w:b w:val="0"/>
+          <w:color w:val="222C3D"/>
+          <w:sz w:val="22"/>
+        </w:rPr>
+        <w:t>如果内容一改就散，先回到对象和场景，而不是继续加句子。</w:t>
+      </w:r>
+    </w:p>
+    <w:p>
+      <w:pPr>
+        <w:pStyle w:val="ListBullet"/>
+      </w:pPr>
+      <w:r>
+        <w:rPr>
+          <w:rFonts w:ascii="Calibri" w:hAnsi="Calibri" w:eastAsia="Calibri"/>
+          <w:b w:val="0"/>
+          <w:color w:val="222C3D"/>
+          <w:sz w:val="22"/>
+        </w:rPr>
+        <w:t>如果流程一跑就乱，先删步骤，保留最短路径。</w:t>
+      </w:r>
+    </w:p>
+    <w:p>
+      <w:pPr>
+        <w:pStyle w:val="ListBullet"/>
+      </w:pPr>
+      <w:r>
+        <w:rPr>
+          <w:rFonts w:ascii="Calibri" w:hAnsi="Calibri" w:eastAsia="Calibri"/>
+          <w:b w:val="0"/>
+          <w:color w:val="222C3D"/>
+          <w:sz w:val="22"/>
+        </w:rPr>
+        <w:t>如果客户看了没动作，先查 CTA 是不是写了多个方向。</w:t>
+      </w:r>
+    </w:p>
+    <w:p>
+      <w:pPr>
+        <w:pStyle w:val="Heading1"/>
+      </w:pPr>
+      <w:r>
         <w:t>课后实操动作</w:t>
       </w:r>
     </w:p>
@@ -632,6 +847,198 @@
         <w:pStyle w:val="Heading1"/>
       </w:pPr>
       <w:r>
+        <w:t>现成资产示例</w:t>
+      </w:r>
+    </w:p>
+    <w:p>
+      <w:r>
+        <w:t>我会保留的实操记录</w:t>
+      </w:r>
+    </w:p>
+    <w:p>
+      <w:r>
+        <w:rPr>
+          <w:rFonts w:ascii="Courier New" w:hAnsi="Courier New"/>
+          <w:sz w:val="18"/>
+        </w:rPr>
+        <w:t># 信息整理与总结提示</w:t>
+      </w:r>
+    </w:p>
+    <w:p>
+      <w:r>
+        <w:rPr>
+          <w:rFonts w:ascii="Courier New" w:hAnsi="Courier New"/>
+          <w:sz w:val="18"/>
+        </w:rPr>
+      </w:r>
+    </w:p>
+    <w:p>
+      <w:r>
+        <w:rPr>
+          <w:rFonts w:ascii="Courier New" w:hAnsi="Courier New"/>
+          <w:sz w:val="18"/>
+        </w:rPr>
+        <w:t>真实任务：</w:t>
+      </w:r>
+    </w:p>
+    <w:p>
+      <w:r>
+        <w:rPr>
+          <w:rFonts w:ascii="Courier New" w:hAnsi="Courier New"/>
+          <w:sz w:val="18"/>
+        </w:rPr>
+        <w:t>我保留人工判断的地方：</w:t>
+      </w:r>
+    </w:p>
+    <w:p>
+      <w:r>
+        <w:rPr>
+          <w:rFonts w:ascii="Courier New" w:hAnsi="Courier New"/>
+          <w:sz w:val="18"/>
+        </w:rPr>
+        <w:t>我交给 AI 提速的地方：</w:t>
+      </w:r>
+    </w:p>
+    <w:p>
+      <w:r>
+        <w:rPr>
+          <w:rFonts w:ascii="Courier New" w:hAnsi="Courier New"/>
+          <w:sz w:val="18"/>
+        </w:rPr>
+        <w:t>我下一轮准备怎么改：</w:t>
+      </w:r>
+    </w:p>
+    <w:p>
+      <w:pPr>
+        <w:pStyle w:val="Heading1"/>
+      </w:pPr>
+      <w:r>
+        <w:t>实际可复制示例</w:t>
+      </w:r>
+    </w:p>
+    <w:p>
+      <w:r>
+        <w:t>实操记录模板</w:t>
+      </w:r>
+    </w:p>
+    <w:p>
+      <w:r>
+        <w:rPr>
+          <w:rFonts w:ascii="Courier New" w:hAnsi="Courier New"/>
+          <w:sz w:val="18"/>
+        </w:rPr>
+        <w:t># 信息整理与总结提示</w:t>
+      </w:r>
+    </w:p>
+    <w:p>
+      <w:r>
+        <w:rPr>
+          <w:rFonts w:ascii="Courier New" w:hAnsi="Courier New"/>
+          <w:sz w:val="18"/>
+        </w:rPr>
+      </w:r>
+    </w:p>
+    <w:p>
+      <w:r>
+        <w:rPr>
+          <w:rFonts w:ascii="Courier New" w:hAnsi="Courier New"/>
+          <w:sz w:val="18"/>
+        </w:rPr>
+        <w:t>## 我这次处理的真实任务</w:t>
+      </w:r>
+    </w:p>
+    <w:p>
+      <w:r>
+        <w:rPr>
+          <w:rFonts w:ascii="Courier New" w:hAnsi="Courier New"/>
+          <w:sz w:val="18"/>
+        </w:rPr>
+        <w:t>-</w:t>
+      </w:r>
+    </w:p>
+    <w:p>
+      <w:r>
+        <w:rPr>
+          <w:rFonts w:ascii="Courier New" w:hAnsi="Courier New"/>
+          <w:sz w:val="18"/>
+        </w:rPr>
+      </w:r>
+    </w:p>
+    <w:p>
+      <w:r>
+        <w:rPr>
+          <w:rFonts w:ascii="Courier New" w:hAnsi="Courier New"/>
+          <w:sz w:val="18"/>
+        </w:rPr>
+        <w:t>## 我保留人工判断的地方</w:t>
+      </w:r>
+    </w:p>
+    <w:p>
+      <w:r>
+        <w:rPr>
+          <w:rFonts w:ascii="Courier New" w:hAnsi="Courier New"/>
+          <w:sz w:val="18"/>
+        </w:rPr>
+        <w:t>-</w:t>
+      </w:r>
+    </w:p>
+    <w:p>
+      <w:r>
+        <w:rPr>
+          <w:rFonts w:ascii="Courier New" w:hAnsi="Courier New"/>
+          <w:sz w:val="18"/>
+        </w:rPr>
+      </w:r>
+    </w:p>
+    <w:p>
+      <w:r>
+        <w:rPr>
+          <w:rFonts w:ascii="Courier New" w:hAnsi="Courier New"/>
+          <w:sz w:val="18"/>
+        </w:rPr>
+        <w:t>## 我交给 AI 提速的地方</w:t>
+      </w:r>
+    </w:p>
+    <w:p>
+      <w:r>
+        <w:rPr>
+          <w:rFonts w:ascii="Courier New" w:hAnsi="Courier New"/>
+          <w:sz w:val="18"/>
+        </w:rPr>
+        <w:t>-</w:t>
+      </w:r>
+    </w:p>
+    <w:p>
+      <w:r>
+        <w:rPr>
+          <w:rFonts w:ascii="Courier New" w:hAnsi="Courier New"/>
+          <w:sz w:val="18"/>
+        </w:rPr>
+      </w:r>
+    </w:p>
+    <w:p>
+      <w:r>
+        <w:rPr>
+          <w:rFonts w:ascii="Courier New" w:hAnsi="Courier New"/>
+          <w:sz w:val="18"/>
+        </w:rPr>
+        <w:t>## 我下一轮准备优化的地方</w:t>
+      </w:r>
+    </w:p>
+    <w:p>
+      <w:r>
+        <w:rPr>
+          <w:rFonts w:ascii="Courier New" w:hAnsi="Courier New"/>
+          <w:sz w:val="18"/>
+        </w:rPr>
+        <w:t>-</w:t>
+      </w:r>
+    </w:p>
+    <w:p>
+      <w:pPr>
+        <w:pStyle w:val="Heading1"/>
+      </w:pPr>
+      <w:r>
         <w:t>可直接复制使用</w:t>
       </w:r>
     </w:p>
@@ -666,6 +1073,25 @@
           <w:sz w:val="22"/>
         </w:rPr>
         <w:t>每次使用后都记下哪一句最有效，下一轮直接优化这一句。</w:t>
+      </w:r>
+    </w:p>
+    <w:p>
+      <w:pPr>
+        <w:pStyle w:val="Heading1"/>
+      </w:pPr>
+      <w:r>
+        <w:t>我会怎么直接发给客户</w:t>
+      </w:r>
+    </w:p>
+    <w:p>
+      <w:r>
+        <w:rPr>
+          <w:rFonts w:ascii="Calibri" w:hAnsi="Calibri" w:eastAsia="Calibri"/>
+          <w:b w:val="0"/>
+          <w:color w:val="222C3D"/>
+          <w:sz w:val="22"/>
+        </w:rPr>
+        <w:t>我直接发这节《信息整理与总结提示》时，会先加一句很短的引导：‘你先看这一份，不用全学，先把这里面一个动作跑顺。’ 这样对方不会被资料量吓住，也更愿意马上动。</w:t>
       </w:r>
     </w:p>
     <w:p>
